--- a/CÔNG TY TNHH CÔNG NGHỆ KIM LOẠI CHÂU Á/ChauA_ThayDoiThanhVien_DDPL/ChauA_GiayDeNghi_Mau12.docx
+++ b/CÔNG TY TNHH CÔNG NGHỆ KIM LOẠI CHÂU Á/ChauA_ThayDoiThanhVien_DDPL/ChauA_GiayDeNghi_Mau12.docx
@@ -356,7 +356,7 @@
                 <w:sz w:val="26"/>
                 <w:szCs w:val="26"/>
               </w:rPr>
-              <w:t>4</w:t>
+              <w:t>2</w:t>
             </w:r>
             <w:r>
               <w:rPr>
@@ -374,8 +374,10 @@
                 <w:sz w:val="26"/>
                 <w:szCs w:val="26"/>
               </w:rPr>
-              <w:t>2</w:t>
-            </w:r>
+              <w:t>3</w:t>
+            </w:r>
+            <w:bookmarkStart w:id="1" w:name="_GoBack"/>
+            <w:bookmarkEnd w:id="1"/>
             <w:r>
               <w:rPr>
                 <w:rFonts w:ascii="Times New Roman" w:eastAsia="Times New Roman" w:hAnsi="Times New Roman" w:cs="Times New Roman"/>
@@ -499,7 +501,7 @@
         <w:br/>
         <w:t xml:space="preserve">Đăng ký </w:t>
       </w:r>
-      <w:bookmarkStart w:id="1" w:name="_Hlk174028475"/>
+      <w:bookmarkStart w:id="2" w:name="_Hlk174028475"/>
       <w:r>
         <w:rPr>
           <w:rFonts w:ascii="Times New Roman" w:eastAsia="Calibri" w:hAnsi="Times New Roman" w:cs="Times New Roman"/>
@@ -509,7 +511,7 @@
         </w:rPr>
         <w:t>thay đổi nội dung Giấy chứng nhận đăng ký doanh nghiệp</w:t>
       </w:r>
-      <w:bookmarkEnd w:id="1"/>
+      <w:bookmarkEnd w:id="2"/>
       <w:r>
         <w:rPr>
           <w:rFonts w:ascii="Times New Roman" w:eastAsia="Calibri" w:hAnsi="Times New Roman" w:cs="Times New Roman"/>
@@ -1226,7 +1228,7 @@
           <w:lang w:val="vi-VN"/>
         </w:rPr>
       </w:pPr>
-      <w:bookmarkStart w:id="2" w:name="_Hlk177941427"/>
+      <w:bookmarkStart w:id="3" w:name="_Hlk177941427"/>
       <w:r>
         <w:rPr>
           <w:rFonts w:ascii="Times New Roman" w:eastAsia="Calibri" w:hAnsi="Times New Roman" w:cs="Times New Roman"/>
@@ -1246,9 +1248,9 @@
         </w:rPr>
         <w:t>Doanh nghiệp chọn và kê khai vào trang tương ứng với nội dung đăng ký/</w:t>
       </w:r>
-      <w:bookmarkStart w:id="3" w:name="_Hlk177941461"/>
+      <w:bookmarkStart w:id="4" w:name="_Hlk177941461"/>
     </w:p>
-    <w:bookmarkEnd w:id="3"/>
+    <w:bookmarkEnd w:id="4"/>
     <w:p>
       <w:pPr>
         <w:tabs>
@@ -1282,7 +1284,7 @@
         </w:rPr>
         <w:t>)</w:t>
       </w:r>
-      <w:bookmarkEnd w:id="2"/>
+      <w:bookmarkEnd w:id="3"/>
     </w:p>
     <w:p>
       <w:pPr>
@@ -1948,7 +1950,7 @@
         </w:rPr>
         <w:t xml:space="preserve">- Doanh </w:t>
       </w:r>
-      <w:bookmarkStart w:id="4" w:name="_Hlk177941472"/>
+      <w:bookmarkStart w:id="5" w:name="_Hlk177941472"/>
       <w:r>
         <w:rPr>
           <w:rFonts w:ascii="Times New Roman" w:eastAsia="Calibri" w:hAnsi="Times New Roman" w:cs="Times New Roman"/>
@@ -1980,7 +1982,7 @@
         <w:t xml:space="preserve">              Không</w:t>
       </w:r>
     </w:p>
-    <w:bookmarkEnd w:id="4"/>
+    <w:bookmarkEnd w:id="5"/>
     <w:p>
       <w:pPr>
         <w:spacing w:before="120" w:after="120" w:line="240" w:lineRule="auto"/>
@@ -2267,8 +2269,8 @@
           <w:vertAlign w:val="superscript"/>
         </w:rPr>
       </w:pPr>
-      <w:bookmarkStart w:id="5" w:name="_Hlk177941885"/>
-      <w:bookmarkStart w:id="6" w:name="_Hlk177941696"/>
+      <w:bookmarkStart w:id="6" w:name="_Hlk177941885"/>
+      <w:bookmarkStart w:id="7" w:name="_Hlk177941696"/>
       <w:r>
         <w:rPr>
           <w:rFonts w:ascii="Times New Roman" w:eastAsia="Calibri" w:hAnsi="Times New Roman" w:cs="Times New Roman"/>
@@ -2288,7 +2290,7 @@
         </w:rPr>
         <w:t xml:space="preserve">THAY ĐỔI </w:t>
       </w:r>
-      <w:bookmarkEnd w:id="5"/>
+      <w:bookmarkEnd w:id="6"/>
       <w:r>
         <w:rPr>
           <w:rFonts w:ascii="Times New Roman" w:eastAsia="Calibri" w:hAnsi="Times New Roman" w:cs="Times New Roman"/>
@@ -2297,7 +2299,7 @@
         </w:rPr>
         <w:t>NGÀNH, NGHỀ KINH DOANH</w:t>
       </w:r>
-      <w:bookmarkEnd w:id="6"/>
+      <w:bookmarkEnd w:id="7"/>
       <w:r>
         <w:rPr>
           <w:rFonts w:ascii="Times New Roman" w:eastAsia="Calibri" w:hAnsi="Times New Roman" w:cs="Times New Roman"/>
@@ -3435,8 +3437,6 @@
               </w:rPr>
               <w:br/>
             </w:r>
-            <w:bookmarkStart w:id="7" w:name="_GoBack"/>
-            <w:bookmarkEnd w:id="7"/>
           </w:p>
         </w:tc>
         <w:tc>
